--- a/Documentation/Preparation/System Requirement Analysis/Interview_questions and Survey.docx
+++ b/Documentation/Preparation/System Requirement Analysis/Interview_questions and Survey.docx
@@ -302,6 +302,51 @@
     </w:p>
     <w:p>
       <w:pPr>
+        <w:pStyle w:val="ListParagraph"/>
+        <w:numPr>
+          <w:ilvl w:val="0"/>
+          <w:numId w:val="2"/>
+        </w:numPr>
+        <w:jc w:val="both"/>
+      </w:pPr>
+      <w:r>
+        <w:t>Do you think accessibility to project deadlines, details, work division and contributors/associates to the project be a form security risk? If so, how much visibility will you allow for you engineers and contract workers?</w:t>
+      </w:r>
+    </w:p>
+    <w:p>
+      <w:pPr>
+        <w:pStyle w:val="ListParagraph"/>
+        <w:numPr>
+          <w:ilvl w:val="0"/>
+          <w:numId w:val="2"/>
+        </w:numPr>
+        <w:jc w:val="both"/>
+      </w:pPr>
+      <w:r>
+        <w:t>From your perspective how much of impact would such security scrutiny have in the efficiency communication and thus the overall project?</w:t>
+      </w:r>
+    </w:p>
+    <w:p>
+      <w:pPr>
+        <w:pStyle w:val="ListParagraph"/>
+        <w:numPr>
+          <w:ilvl w:val="0"/>
+          <w:numId w:val="2"/>
+        </w:numPr>
+        <w:jc w:val="both"/>
+      </w:pPr>
+      <w:r>
+        <w:t>How much do you want to be able to communicate to your engineers and contract workers?</w:t>
+      </w:r>
+    </w:p>
+    <w:p>
+      <w:pPr>
+        <w:ind w:left="360"/>
+        <w:jc w:val="both"/>
+      </w:pPr>
+    </w:p>
+    <w:p>
+      <w:pPr>
         <w:ind w:left="360"/>
         <w:jc w:val="both"/>
       </w:pPr>
@@ -323,6 +368,7 @@
           <w:sz w:val="28"/>
           <w:szCs w:val="28"/>
         </w:rPr>
+        <w:lastRenderedPageBreak/>
         <w:t xml:space="preserve">Engineer: </w:t>
       </w:r>
     </w:p>
@@ -378,7 +424,6 @@
         <w:jc w:val="both"/>
       </w:pPr>
       <w:r>
-        <w:lastRenderedPageBreak/>
         <w:t>When it comes to work hours, works that you’ve done and project milestone that you’ve reached, would having automated logs with performance analytics be productive to you?</w:t>
       </w:r>
     </w:p>
@@ -571,11 +616,6 @@
       <w:r>
         <w:t xml:space="preserve"> party collaboration software or simpler communication tools? Also, why so?</w:t>
       </w:r>
-    </w:p>
-    <w:p>
-      <w:pPr>
-        <w:jc w:val="both"/>
-      </w:pPr>
     </w:p>
     <w:p>
       <w:pPr>
@@ -596,8 +636,23 @@
     </w:p>
     <w:p>
       <w:pPr>
-        <w:ind w:left="2160" w:firstLine="720"/>
-        <w:jc w:val="both"/>
+        <w:rPr>
+          <w:sz w:val="32"/>
+          <w:szCs w:val="32"/>
+        </w:rPr>
+      </w:pPr>
+    </w:p>
+    <w:p>
+      <w:pPr>
+        <w:tabs>
+          <w:tab w:val="left" w:pos="3876"/>
+        </w:tabs>
+        <w:rPr>
+          <w:sz w:val="32"/>
+          <w:szCs w:val="32"/>
+        </w:rPr>
+      </w:pPr>
+      <w:r>
         <w:rPr>
           <w:b/>
           <w:bCs/>
@@ -605,8 +660,95 @@
           <w:szCs w:val="32"/>
           <w:u w:val="single"/>
         </w:rPr>
-      </w:pPr>
-      <w:r>
+        <w:t>Questions By Group Member</w:t>
+      </w:r>
+    </w:p>
+    <w:p>
+      <w:pPr>
+        <w:rPr>
+          <w:sz w:val="24"/>
+          <w:szCs w:val="24"/>
+        </w:rPr>
+      </w:pPr>
+      <w:r>
+        <w:rPr>
+          <w:sz w:val="24"/>
+          <w:szCs w:val="24"/>
+        </w:rPr>
+        <w:t xml:space="preserve">Ashwin Pokharel; </w:t>
+      </w:r>
+    </w:p>
+    <w:p>
+      <w:pPr>
+        <w:rPr>
+          <w:b/>
+          <w:bCs/>
+          <w:sz w:val="24"/>
+          <w:szCs w:val="24"/>
+          <w:u w:val="single"/>
+        </w:rPr>
+      </w:pPr>
+      <w:r>
+        <w:rPr>
+          <w:b/>
+          <w:bCs/>
+          <w:sz w:val="24"/>
+          <w:szCs w:val="24"/>
+          <w:highlight w:val="green"/>
+          <w:u w:val="single"/>
+        </w:rPr>
+        <w:t>What challenges do you face when managing multiple freelance projects at the same time?</w:t>
+      </w:r>
+    </w:p>
+    <w:p>
+      <w:pPr>
+        <w:rPr>
+          <w:b/>
+          <w:bCs/>
+          <w:sz w:val="24"/>
+          <w:szCs w:val="24"/>
+          <w:highlight w:val="yellow"/>
+          <w:u w:val="single"/>
+        </w:rPr>
+      </w:pPr>
+      <w:r>
+        <w:rPr>
+          <w:b/>
+          <w:bCs/>
+          <w:sz w:val="24"/>
+          <w:szCs w:val="24"/>
+          <w:highlight w:val="yellow"/>
+          <w:u w:val="single"/>
+        </w:rPr>
+        <w:t>How do you communicate with clients or other freelancers about project requirements, updates, and changes?</w:t>
+      </w:r>
+    </w:p>
+    <w:p>
+      <w:pPr>
+        <w:rPr>
+          <w:b/>
+          <w:bCs/>
+          <w:sz w:val="24"/>
+          <w:szCs w:val="24"/>
+          <w:u w:val="single"/>
+        </w:rPr>
+      </w:pPr>
+      <w:r>
+        <w:rPr>
+          <w:b/>
+          <w:bCs/>
+          <w:sz w:val="24"/>
+          <w:szCs w:val="24"/>
+          <w:highlight w:val="yellow"/>
+          <w:u w:val="single"/>
+        </w:rPr>
+        <w:t>What features would you find most useful in a centralized system for managing your freelance projects?</w:t>
+      </w:r>
+    </w:p>
+    <w:p>
+      <w:pPr>
+        <w:ind w:left="2160" w:firstLine="720"/>
+        <w:jc w:val="both"/>
         <w:rPr>
           <w:b/>
           <w:bCs/>
@@ -614,51 +756,8 @@
           <w:szCs w:val="32"/>
           <w:u w:val="single"/>
         </w:rPr>
-        <w:t xml:space="preserve">Survey Questionnaire </w:t>
-      </w:r>
-    </w:p>
-    <w:p>
-      <w:pPr>
-        <w:rPr>
-          <w:sz w:val="32"/>
-          <w:szCs w:val="32"/>
-        </w:rPr>
-      </w:pPr>
-    </w:p>
-    <w:p>
-      <w:pPr>
-        <w:rPr>
-          <w:sz w:val="32"/>
-          <w:szCs w:val="32"/>
-        </w:rPr>
-      </w:pPr>
-    </w:p>
-    <w:p>
-      <w:pPr>
-        <w:rPr>
-          <w:sz w:val="32"/>
-          <w:szCs w:val="32"/>
-        </w:rPr>
-      </w:pPr>
-    </w:p>
-    <w:p>
-      <w:pPr>
-        <w:rPr>
-          <w:sz w:val="32"/>
-          <w:szCs w:val="32"/>
-        </w:rPr>
-      </w:pPr>
-    </w:p>
-    <w:p>
-      <w:pPr>
-        <w:rPr>
-          <w:sz w:val="32"/>
-          <w:szCs w:val="32"/>
-        </w:rPr>
-      </w:pPr>
-    </w:p>
-    <w:p>
-      <w:pPr>
+      </w:pPr>
+      <w:r>
         <w:rPr>
           <w:b/>
           <w:bCs/>
@@ -666,201 +765,378 @@
           <w:szCs w:val="32"/>
           <w:u w:val="single"/>
         </w:rPr>
-      </w:pPr>
-    </w:p>
-    <w:p>
-      <w:pPr>
-        <w:tabs>
-          <w:tab w:val="left" w:pos="3876"/>
-        </w:tabs>
-        <w:rPr>
-          <w:sz w:val="32"/>
-          <w:szCs w:val="32"/>
-        </w:rPr>
-      </w:pPr>
-      <w:r>
-        <w:rPr>
-          <w:sz w:val="32"/>
-          <w:szCs w:val="32"/>
-        </w:rPr>
-        <w:tab/>
-      </w:r>
-    </w:p>
-    <w:p>
-      <w:pPr>
-        <w:ind w:left="1440" w:firstLine="720"/>
-        <w:rPr>
-          <w:b/>
-          <w:bCs/>
-          <w:sz w:val="32"/>
-          <w:szCs w:val="32"/>
+        <w:lastRenderedPageBreak/>
+        <w:t xml:space="preserve">Survey Questionnaire </w:t>
+      </w:r>
+    </w:p>
+    <w:p>
+      <w:pPr>
+        <w:rPr>
+          <w:b/>
+          <w:bCs/>
+          <w:sz w:val="24"/>
+          <w:szCs w:val="24"/>
           <w:u w:val="single"/>
         </w:rPr>
       </w:pPr>
       <w:r>
         <w:rPr>
-          <w:sz w:val="32"/>
-          <w:szCs w:val="32"/>
-        </w:rPr>
-        <w:br w:type="page"/>
-      </w:r>
-      <w:r>
-        <w:rPr>
-          <w:b/>
-          <w:bCs/>
-          <w:sz w:val="32"/>
-          <w:szCs w:val="32"/>
+          <w:b/>
+          <w:bCs/>
+          <w:sz w:val="24"/>
+          <w:szCs w:val="24"/>
           <w:u w:val="single"/>
         </w:rPr>
-        <w:lastRenderedPageBreak/>
-        <w:t>Questions By Group Member</w:t>
-      </w:r>
-    </w:p>
-    <w:p>
-      <w:pPr>
-        <w:rPr>
-          <w:sz w:val="24"/>
-          <w:szCs w:val="24"/>
-        </w:rPr>
-      </w:pPr>
-      <w:r>
-        <w:rPr>
-          <w:sz w:val="24"/>
-          <w:szCs w:val="24"/>
-        </w:rPr>
-        <w:t xml:space="preserve">Ashwin Pokharel; </w:t>
-      </w:r>
-    </w:p>
-    <w:p>
-      <w:pPr>
-        <w:rPr>
-          <w:b/>
-          <w:bCs/>
-          <w:sz w:val="24"/>
-          <w:szCs w:val="24"/>
-          <w:u w:val="single"/>
-        </w:rPr>
-      </w:pPr>
-      <w:r>
-        <w:rPr>
-          <w:b/>
-          <w:bCs/>
-          <w:sz w:val="24"/>
-          <w:szCs w:val="24"/>
-          <w:u w:val="single"/>
-        </w:rPr>
-        <w:t>How do you currently organize and manage your freelance projects, tasks, and deadlines?</w:t>
-      </w:r>
-    </w:p>
-    <w:p>
-      <w:pPr>
-        <w:rPr>
-          <w:b/>
-          <w:bCs/>
-          <w:sz w:val="24"/>
-          <w:szCs w:val="24"/>
-          <w:u w:val="single"/>
-        </w:rPr>
-      </w:pPr>
-      <w:r>
-        <w:rPr>
-          <w:b/>
-          <w:bCs/>
-          <w:sz w:val="24"/>
-          <w:szCs w:val="24"/>
-          <w:highlight w:val="green"/>
-          <w:u w:val="single"/>
-        </w:rPr>
-        <w:t>What challenges do you face when managing multiple freelance projects at the same time?</w:t>
-      </w:r>
-    </w:p>
-    <w:p>
-      <w:pPr>
-        <w:rPr>
-          <w:b/>
-          <w:bCs/>
-          <w:sz w:val="24"/>
-          <w:szCs w:val="24"/>
-          <w:u w:val="single"/>
-        </w:rPr>
-      </w:pPr>
-      <w:r>
-        <w:rPr>
-          <w:b/>
-          <w:bCs/>
-          <w:sz w:val="24"/>
-          <w:szCs w:val="24"/>
-          <w:u w:val="single"/>
-        </w:rPr>
-        <w:t>How do you currently track the progress of your projects and make sure tasks are completed on time?</w:t>
-      </w:r>
-    </w:p>
-    <w:p>
-      <w:pPr>
-        <w:rPr>
-          <w:b/>
-          <w:bCs/>
-          <w:sz w:val="24"/>
-          <w:szCs w:val="24"/>
-          <w:highlight w:val="yellow"/>
-          <w:u w:val="single"/>
-        </w:rPr>
-      </w:pPr>
-      <w:r>
-        <w:rPr>
-          <w:b/>
-          <w:bCs/>
-          <w:sz w:val="24"/>
-          <w:szCs w:val="24"/>
-          <w:highlight w:val="yellow"/>
-          <w:u w:val="single"/>
-        </w:rPr>
-        <w:t>How do you communicate with clients or other freelancers about project requirements, updates, and changes?</w:t>
-      </w:r>
-    </w:p>
-    <w:p>
-      <w:pPr>
-        <w:rPr>
-          <w:b/>
-          <w:bCs/>
-          <w:sz w:val="24"/>
-          <w:szCs w:val="24"/>
-          <w:u w:val="single"/>
-        </w:rPr>
-      </w:pPr>
-      <w:r>
-        <w:rPr>
-          <w:b/>
-          <w:bCs/>
-          <w:sz w:val="24"/>
-          <w:szCs w:val="24"/>
-          <w:highlight w:val="yellow"/>
-          <w:u w:val="single"/>
-        </w:rPr>
-        <w:t>What features would you find most useful in a centralized system for managing your freelance projects?</w:t>
-      </w:r>
-    </w:p>
-    <w:p>
-      <w:pPr>
-        <w:rPr>
-          <w:b/>
-          <w:bCs/>
-          <w:sz w:val="24"/>
-          <w:szCs w:val="24"/>
-          <w:u w:val="single"/>
-        </w:rPr>
-      </w:pPr>
-    </w:p>
-    <w:p>
-      <w:pPr>
-        <w:rPr>
-          <w:b/>
-          <w:bCs/>
-          <w:sz w:val="24"/>
-          <w:szCs w:val="24"/>
-          <w:u w:val="single"/>
-        </w:rPr>
-      </w:pPr>
+        <w:t>Consolidated From Every Member</w:t>
+      </w:r>
+    </w:p>
+    <w:p>
+      <w:pPr>
+        <w:spacing w:after="0"/>
+        <w:rPr>
+          <w:b/>
+          <w:bCs/>
+          <w:sz w:val="24"/>
+          <w:szCs w:val="24"/>
+        </w:rPr>
+      </w:pPr>
+      <w:r>
+        <w:rPr>
+          <w:b/>
+          <w:bCs/>
+          <w:sz w:val="24"/>
+          <w:szCs w:val="24"/>
+        </w:rPr>
+        <w:t>Demographics &amp; Current Workflow</w:t>
+      </w:r>
+    </w:p>
+    <w:p>
+      <w:pPr>
+        <w:spacing w:after="0"/>
+        <w:rPr>
+          <w:sz w:val="24"/>
+          <w:szCs w:val="24"/>
+        </w:rPr>
+      </w:pPr>
+    </w:p>
+    <w:p>
+      <w:pPr>
+        <w:spacing w:after="0"/>
+        <w:rPr>
+          <w:sz w:val="24"/>
+          <w:szCs w:val="24"/>
+        </w:rPr>
+      </w:pPr>
+      <w:r>
+        <w:rPr>
+          <w:sz w:val="24"/>
+          <w:szCs w:val="24"/>
+        </w:rPr>
+        <w:t xml:space="preserve">1. What is your current primary role? (Student, Freelancer, Full-time Employee, Manager/Executive) </w:t>
+      </w:r>
+    </w:p>
+    <w:p>
+      <w:pPr>
+        <w:spacing w:after="0"/>
+        <w:rPr>
+          <w:sz w:val="24"/>
+          <w:szCs w:val="24"/>
+        </w:rPr>
+      </w:pPr>
+    </w:p>
+    <w:p>
+      <w:pPr>
+        <w:spacing w:after="0"/>
+        <w:rPr>
+          <w:sz w:val="24"/>
+          <w:szCs w:val="24"/>
+        </w:rPr>
+      </w:pPr>
+      <w:r>
+        <w:rPr>
+          <w:sz w:val="24"/>
+          <w:szCs w:val="24"/>
+        </w:rPr>
+        <w:t xml:space="preserve">2. What tool(s) or methods do you currently use to track your tasks, projects, and deadlines? </w:t>
+      </w:r>
+    </w:p>
+    <w:p>
+      <w:pPr>
+        <w:spacing w:after="0"/>
+        <w:rPr>
+          <w:sz w:val="24"/>
+          <w:szCs w:val="24"/>
+        </w:rPr>
+      </w:pPr>
+    </w:p>
+    <w:p>
+      <w:pPr>
+        <w:spacing w:after="0"/>
+        <w:rPr>
+          <w:sz w:val="24"/>
+          <w:szCs w:val="24"/>
+        </w:rPr>
+      </w:pPr>
+      <w:r>
+        <w:rPr>
+          <w:sz w:val="24"/>
+          <w:szCs w:val="24"/>
+        </w:rPr>
+        <w:t xml:space="preserve">3. What is the biggest challenge you face when tracking progress across multiple projects or coordinating with a team/group? </w:t>
+      </w:r>
+    </w:p>
+    <w:p>
+      <w:pPr>
+        <w:spacing w:after="0"/>
+        <w:rPr>
+          <w:b/>
+          <w:bCs/>
+          <w:sz w:val="24"/>
+          <w:szCs w:val="24"/>
+        </w:rPr>
+      </w:pPr>
+    </w:p>
+    <w:p>
+      <w:pPr>
+        <w:spacing w:after="0"/>
+        <w:rPr>
+          <w:b/>
+          <w:bCs/>
+          <w:sz w:val="24"/>
+          <w:szCs w:val="24"/>
+        </w:rPr>
+      </w:pPr>
+      <w:r>
+        <w:rPr>
+          <w:b/>
+          <w:bCs/>
+          <w:sz w:val="24"/>
+          <w:szCs w:val="24"/>
+        </w:rPr>
+        <w:t>Pain Points: Deadlines &amp; Communication</w:t>
+      </w:r>
+    </w:p>
+    <w:p>
+      <w:pPr>
+        <w:spacing w:after="0"/>
+        <w:rPr>
+          <w:sz w:val="24"/>
+          <w:szCs w:val="24"/>
+        </w:rPr>
+      </w:pPr>
+    </w:p>
+    <w:p>
+      <w:pPr>
+        <w:spacing w:after="0"/>
+        <w:rPr>
+          <w:sz w:val="24"/>
+          <w:szCs w:val="24"/>
+        </w:rPr>
+      </w:pPr>
+      <w:r>
+        <w:rPr>
+          <w:sz w:val="24"/>
+          <w:szCs w:val="24"/>
+        </w:rPr>
+        <w:t xml:space="preserve">4. Have you ever missed or nearly missed a deadline due to poor tracking or communication? If yes, briefly describe what happened. </w:t>
+      </w:r>
+    </w:p>
+    <w:p>
+      <w:pPr>
+        <w:spacing w:after="0"/>
+        <w:rPr>
+          <w:sz w:val="24"/>
+          <w:szCs w:val="24"/>
+        </w:rPr>
+      </w:pPr>
+    </w:p>
+    <w:p>
+      <w:pPr>
+        <w:spacing w:after="0"/>
+        <w:rPr>
+          <w:sz w:val="24"/>
+          <w:szCs w:val="24"/>
+        </w:rPr>
+      </w:pPr>
+      <w:r>
+        <w:rPr>
+          <w:sz w:val="24"/>
+          <w:szCs w:val="24"/>
+        </w:rPr>
+        <w:t xml:space="preserve">5. When a </w:t>
+      </w:r>
+      <w:r>
+        <w:rPr>
+          <w:sz w:val="24"/>
+          <w:szCs w:val="24"/>
+        </w:rPr>
+        <w:t>project change</w:t>
+      </w:r>
+      <w:r>
+        <w:rPr>
+          <w:sz w:val="24"/>
+          <w:szCs w:val="24"/>
+        </w:rPr>
+        <w:t xml:space="preserve"> (e.g., shifted deadlines, new requirements), how do you currently receive and manage those updates? </w:t>
+      </w:r>
+    </w:p>
+    <w:p>
+      <w:pPr>
+        <w:spacing w:after="0"/>
+        <w:rPr>
+          <w:sz w:val="24"/>
+          <w:szCs w:val="24"/>
+        </w:rPr>
+      </w:pPr>
+    </w:p>
+    <w:p>
+      <w:pPr>
+        <w:spacing w:after="0"/>
+        <w:rPr>
+          <w:b/>
+          <w:bCs/>
+          <w:sz w:val="24"/>
+          <w:szCs w:val="24"/>
+        </w:rPr>
+      </w:pPr>
+      <w:r>
+        <w:rPr>
+          <w:b/>
+          <w:bCs/>
+          <w:sz w:val="24"/>
+          <w:szCs w:val="24"/>
+        </w:rPr>
+        <w:t>Feature Validation: Tracking &amp; Visuals</w:t>
+      </w:r>
+    </w:p>
+    <w:p>
+      <w:pPr>
+        <w:spacing w:after="0"/>
+        <w:rPr>
+          <w:sz w:val="24"/>
+          <w:szCs w:val="24"/>
+        </w:rPr>
+      </w:pPr>
+    </w:p>
+    <w:p>
+      <w:pPr>
+        <w:spacing w:after="0"/>
+        <w:rPr>
+          <w:sz w:val="24"/>
+          <w:szCs w:val="24"/>
+        </w:rPr>
+      </w:pPr>
+      <w:r>
+        <w:rPr>
+          <w:sz w:val="24"/>
+          <w:szCs w:val="24"/>
+        </w:rPr>
+        <w:t xml:space="preserve">6. Do you currently track the time/hours spent on specific tasks? What information about your work/study time would actually help you manage your workload better? </w:t>
+      </w:r>
+    </w:p>
+    <w:p>
+      <w:pPr>
+        <w:spacing w:after="0"/>
+        <w:rPr>
+          <w:sz w:val="24"/>
+          <w:szCs w:val="24"/>
+        </w:rPr>
+      </w:pPr>
+    </w:p>
+    <w:p>
+      <w:pPr>
+        <w:spacing w:after="0"/>
+        <w:rPr>
+          <w:sz w:val="24"/>
+          <w:szCs w:val="24"/>
+        </w:rPr>
+      </w:pPr>
+      <w:r>
+        <w:rPr>
+          <w:sz w:val="24"/>
+          <w:szCs w:val="24"/>
+        </w:rPr>
+        <w:t xml:space="preserve">7. How important is a visual representation (e.g., dashboard, Gantt chart, progress report) of a project, and what specific data do you want it to show? </w:t>
+      </w:r>
+    </w:p>
+    <w:p>
+      <w:pPr>
+        <w:spacing w:after="0"/>
+        <w:rPr>
+          <w:sz w:val="24"/>
+          <w:szCs w:val="24"/>
+        </w:rPr>
+      </w:pPr>
+    </w:p>
+    <w:p>
+      <w:pPr>
+        <w:spacing w:after="0"/>
+        <w:rPr>
+          <w:b/>
+          <w:bCs/>
+          <w:sz w:val="24"/>
+          <w:szCs w:val="24"/>
+        </w:rPr>
+      </w:pPr>
+      <w:r>
+        <w:rPr>
+          <w:b/>
+          <w:bCs/>
+          <w:sz w:val="24"/>
+          <w:szCs w:val="24"/>
+        </w:rPr>
+        <w:t>Adoption &amp; Trust</w:t>
+      </w:r>
+    </w:p>
+    <w:p>
+      <w:pPr>
+        <w:spacing w:after="0"/>
+        <w:rPr>
+          <w:sz w:val="24"/>
+          <w:szCs w:val="24"/>
+        </w:rPr>
+      </w:pPr>
+    </w:p>
+    <w:p>
+      <w:pPr>
+        <w:spacing w:after="0"/>
+        <w:rPr>
+          <w:sz w:val="24"/>
+          <w:szCs w:val="24"/>
+        </w:rPr>
+      </w:pPr>
+      <w:r>
+        <w:rPr>
+          <w:sz w:val="24"/>
+          <w:szCs w:val="24"/>
+        </w:rPr>
+        <w:t xml:space="preserve">8. What concerns, if any, would you have about a system that tracks your work hours, tasks, or productivity? </w:t>
+      </w:r>
+    </w:p>
+    <w:p>
+      <w:pPr>
+        <w:spacing w:after="0"/>
+        <w:rPr>
+          <w:sz w:val="24"/>
+          <w:szCs w:val="24"/>
+        </w:rPr>
+      </w:pPr>
+    </w:p>
+    <w:p>
+      <w:pPr>
+        <w:spacing w:after="0"/>
+        <w:rPr>
+          <w:sz w:val="24"/>
+          <w:szCs w:val="24"/>
+        </w:rPr>
+      </w:pPr>
+      <w:r>
+        <w:rPr>
+          <w:sz w:val="24"/>
+          <w:szCs w:val="24"/>
+        </w:rPr>
+        <w:t xml:space="preserve">9. What would need to be true of a new project management system for you to keep using it consistently across your devices, rather than abandoning it? </w:t>
+      </w:r>
     </w:p>
     <w:sectPr>
       <w:pgSz w:w="12240" w:h="15840"/>
